--- a/manuscript/Manuscript_v2_revised.docx
+++ b/manuscript/Manuscript_v2_revised.docx
@@ -1939,24 +1939,12 @@
       </w:r>
       <w:ins w:id="47" w:author="Raven, Olivier (Student)" w:date="2026-03-12T15:19:00Z" w16du:dateUtc="2026-03-12T02:19:00Z">
         <w:r>
-          <w:t>habitat</w:t>
-        </w:r>
-        <w:r>
-          <w:t>s</w:t>
-        </w:r>
-        <w:r>
-          <w:t xml:space="preserve"> </w:t>
+          <w:t xml:space="preserve">habitats </w:t>
         </w:r>
       </w:ins>
       <w:ins w:id="48" w:author="Raven, Olivier (Student)" w:date="2026-03-12T15:20:00Z" w16du:dateUtc="2026-03-12T02:20:00Z">
         <w:r>
-          <w:t>use</w:t>
-        </w:r>
-        <w:r>
-          <w:t>d by</w:t>
-        </w:r>
-        <w:r>
-          <w:t xml:space="preserve"> </w:t>
+          <w:t xml:space="preserve">used by </w:t>
         </w:r>
       </w:ins>
       <w:r>
@@ -3557,10 +3545,7 @@
       </w:r>
       <w:ins w:id="137" w:author="Raven, Olivier (Student)" w:date="2026-03-12T15:30:00Z" w16du:dateUtc="2026-03-12T02:30:00Z">
         <w:r>
-          <w:t>bait</w:t>
-        </w:r>
-        <w:r>
-          <w:t xml:space="preserve"> </w:t>
+          <w:t xml:space="preserve">bait </w:t>
         </w:r>
       </w:ins>
       <w:del w:id="138" w:author="Raven, Olivier (Student)" w:date="2026-03-12T15:30:00Z" w16du:dateUtc="2026-03-12T02:30:00Z">
@@ -3591,10 +3576,7 @@
       </w:del>
       <w:ins w:id="142" w:author="Raven, Olivier (Student)" w:date="2026-03-12T15:33:00Z" w16du:dateUtc="2026-03-12T02:33:00Z">
         <w:r>
-          <w:t>bait</w:t>
-        </w:r>
-        <w:r>
-          <w:t xml:space="preserve"> </w:t>
+          <w:t xml:space="preserve">bait </w:t>
         </w:r>
       </w:ins>
       <w:r>
@@ -8003,10 +7985,7 @@
       </w:r>
       <w:ins w:id="444" w:author="Raven, Olivier (Student)" w:date="2026-03-12T11:40:00Z" w16du:dateUtc="2026-03-11T22:40:00Z">
         <w:r>
-          <w:t>C</w:t>
-        </w:r>
-        <w:r>
-          <w:t xml:space="preserve">oarse substrate availability </w:t>
+          <w:t xml:space="preserve">Coarse substrate availability </w:t>
         </w:r>
       </w:ins>
       <w:del w:id="445" w:author="Raven, Olivier (Student)" w:date="2026-03-12T11:40:00Z" w16du:dateUtc="2026-03-11T22:40:00Z">
@@ -8894,6 +8873,12 @@
             <w:szCs w:val="18"/>
           </w:rPr>
           <w:instrText>"</w:instrText>
+        </w:r>
+        <w:r>
+          <w:rPr>
+            <w:sz w:val="18"/>
+            <w:szCs w:val="18"/>
+          </w:rPr>
         </w:r>
         <w:r>
           <w:rPr>
@@ -9727,6 +9712,12 @@
             <w:szCs w:val="18"/>
           </w:rPr>
           <w:instrText>"</w:instrText>
+        </w:r>
+        <w:r>
+          <w:rPr>
+            <w:sz w:val="18"/>
+            <w:szCs w:val="18"/>
+          </w:rPr>
         </w:r>
         <w:r>
           <w:rPr>
@@ -58930,6 +58921,7 @@
   <w:style w:type="character" w:default="1" w:styleId="DefaultParagraphFont">
     <w:name w:val="Default Paragraph Font"/>
     <w:uiPriority w:val="1"/>
+    <w:semiHidden/>
     <w:unhideWhenUsed/>
   </w:style>
   <w:style w:type="table" w:default="1" w:styleId="TableNormal">

--- a/manuscript/Manuscript_v2_revised.docx
+++ b/manuscript/Manuscript_v2_revised.docx
@@ -3573,15 +3573,7 @@
         <w:t xml:space="preserve"> </w:t>
       </w:r>
       <w:r>
-        <w:t>were modelled as smooth terms using thin plate regression splines (bs = '</w:t>
-      </w:r>
-      <w:proofErr w:type="spellStart"/>
-      <w:r>
-        <w:t>ts'</w:t>
-      </w:r>
-      <w:proofErr w:type="spellEnd"/>
-      <w:r>
-        <w:t xml:space="preserve">), which apply additional shrinkage to penalise overly complex relationships and can shrink smooth terms fully to zero during selection (Wood, 2017). Basis dimensions (k) were set based on the number of unique values per predictor and adjusted where necessary to balance flexibility and parsimony. </w:t>
+        <w:t xml:space="preserve">were modelled as smooth terms using thin plate regression splines (bs = 'ts'), which apply additional shrinkage to penalise overly complex relationships and can shrink smooth terms fully to zero during selection (Wood, 2017). Basis dimensions (k) were set based on the number of unique values per predictor and adjusted where necessary to balance flexibility and parsimony. </w:t>
       </w:r>
       <w:r>
         <w:t xml:space="preserve">Binary </w:t>
@@ -6236,15 +6228,7 @@
         <w:t xml:space="preserve"> (</w:t>
       </w:r>
       <w:r>
-        <w:t xml:space="preserve">von </w:t>
-      </w:r>
-      <w:proofErr w:type="spellStart"/>
-      <w:r>
-        <w:t>Westernhagen</w:t>
-      </w:r>
-      <w:proofErr w:type="spellEnd"/>
-      <w:r>
-        <w:t xml:space="preserve"> et al., 2010</w:t>
+        <w:t>von Westernhagen et al., 2010</w:t>
       </w:r>
       <w:r>
         <w:t>),</w:t>
@@ -6410,23 +6394,7 @@
         <w:t xml:space="preserve"> </w:t>
       </w:r>
       <w:r>
-        <w:t>(</w:t>
-      </w:r>
-      <w:proofErr w:type="spellStart"/>
-      <w:r>
-        <w:t>Meerhoff</w:t>
-      </w:r>
-      <w:proofErr w:type="spellEnd"/>
-      <w:r>
-        <w:t xml:space="preserve"> &amp; de </w:t>
-      </w:r>
-      <w:proofErr w:type="spellStart"/>
-      <w:r>
-        <w:t>los</w:t>
-      </w:r>
-      <w:proofErr w:type="spellEnd"/>
-      <w:r>
-        <w:t xml:space="preserve"> Ángeles González-Sagrario, 2022)</w:t>
+        <w:t>(Meerhoff &amp; de los Ángeles González-Sagrario, 2022)</w:t>
       </w:r>
       <w:r>
         <w:t>.</w:t>
@@ -7518,27 +7486,7 @@
           <w:sz w:val="18"/>
           <w:szCs w:val="18"/>
         </w:rPr>
-        <w:t xml:space="preserve">The North American </w:t>
-      </w:r>
-      <w:proofErr w:type="spellStart"/>
-      <w:r>
-        <w:rPr>
-          <w:i/>
-          <w:iCs/>
-          <w:sz w:val="18"/>
-          <w:szCs w:val="18"/>
-        </w:rPr>
-        <w:t>Benthological</w:t>
-      </w:r>
-      <w:proofErr w:type="spellEnd"/>
-      <w:r>
-        <w:rPr>
-          <w:i/>
-          <w:iCs/>
-          <w:sz w:val="18"/>
-          <w:szCs w:val="18"/>
-        </w:rPr>
-        <w:t xml:space="preserve"> Society</w:t>
+        <w:t>The North American Benthological Society</w:t>
       </w:r>
       <w:r>
         <w:rPr>
@@ -9018,23 +8966,7 @@
           <w:sz w:val="18"/>
           <w:szCs w:val="18"/>
         </w:rPr>
-        <w:t xml:space="preserve">Kutner, M. H., Nachtsheim, C. J., </w:t>
-      </w:r>
-      <w:proofErr w:type="spellStart"/>
-      <w:r>
-        <w:rPr>
-          <w:sz w:val="18"/>
-          <w:szCs w:val="18"/>
-        </w:rPr>
-        <w:t>Neter</w:t>
-      </w:r>
-      <w:proofErr w:type="spellEnd"/>
-      <w:r>
-        <w:rPr>
-          <w:sz w:val="18"/>
-          <w:szCs w:val="18"/>
-        </w:rPr>
-        <w:t xml:space="preserve">, J., &amp; Li, W. (2005). </w:t>
+        <w:t xml:space="preserve">Kutner, M. H., Nachtsheim, C. J., Neter, J., &amp; Li, W. (2005). </w:t>
       </w:r>
       <w:r>
         <w:rPr>
@@ -9248,23 +9180,7 @@
           <w:sz w:val="18"/>
           <w:szCs w:val="18"/>
         </w:rPr>
-        <w:t xml:space="preserve">Meerhoff, M., &amp; de </w:t>
-      </w:r>
-      <w:proofErr w:type="spellStart"/>
-      <w:r>
-        <w:rPr>
-          <w:sz w:val="18"/>
-          <w:szCs w:val="18"/>
-        </w:rPr>
-        <w:t>los</w:t>
-      </w:r>
-      <w:proofErr w:type="spellEnd"/>
-      <w:r>
-        <w:rPr>
-          <w:sz w:val="18"/>
-          <w:szCs w:val="18"/>
-        </w:rPr>
-        <w:t xml:space="preserve"> Ángeles González-Sagrario, M. (2022). Habitat complexity in shallow lakes and ponds: Importance, threats, and potential for restoration. </w:t>
+        <w:t xml:space="preserve">Meerhoff, M., &amp; de los Ángeles González-Sagrario, M. (2022). Habitat complexity in shallow lakes and ponds: Importance, threats, and potential for restoration. </w:t>
       </w:r>
       <w:r>
         <w:rPr>
@@ -9727,23 +9643,7 @@
           <w:sz w:val="18"/>
           <w:szCs w:val="18"/>
         </w:rPr>
-        <w:t xml:space="preserve">Quinn, G. P., &amp; Keough, M. J. (2002). Experimental Design and Data Analysis for Biologists. Cambridge University </w:t>
-      </w:r>
-      <w:proofErr w:type="spellStart"/>
-      <w:r>
-        <w:rPr>
-          <w:sz w:val="18"/>
-          <w:szCs w:val="18"/>
-        </w:rPr>
-        <w:t>Press.R</w:t>
-      </w:r>
-      <w:proofErr w:type="spellEnd"/>
-      <w:r>
-        <w:rPr>
-          <w:sz w:val="18"/>
-          <w:szCs w:val="18"/>
-        </w:rPr>
-        <w:t xml:space="preserve"> Core Team (2025). </w:t>
+        <w:t xml:space="preserve">Quinn, G. P., &amp; Keough, M. J. (2002). Experimental Design and Data Analysis for Biologists. Cambridge University Press.R Core Team (2025). </w:t>
       </w:r>
       <w:r>
         <w:rPr>
@@ -9796,23 +9696,7 @@
           <w:sz w:val="18"/>
           <w:szCs w:val="18"/>
         </w:rPr>
-        <w:t xml:space="preserve">Richman, N. I., Böhm, M., Adams, S. B., Alvarez, F., Bergey, E. A., Bunn, J. J. S., Burnham, Q., Cordeiro, J., Coughran, J., Crandall, K. A., Dawkins, K. L., DiStefano, R. J., Doran, N. E., </w:t>
-      </w:r>
-      <w:proofErr w:type="spellStart"/>
-      <w:r>
-        <w:rPr>
-          <w:sz w:val="18"/>
-          <w:szCs w:val="18"/>
-        </w:rPr>
-        <w:t>Edsman</w:t>
-      </w:r>
-      <w:proofErr w:type="spellEnd"/>
-      <w:r>
-        <w:rPr>
-          <w:sz w:val="18"/>
-          <w:szCs w:val="18"/>
-        </w:rPr>
-        <w:t xml:space="preserve">, L., Eversole, A. G., Füreder, L., Furse, J. M., Gherardi, F., Hamr, P., … Collen, B. (2015). </w:t>
+        <w:t xml:space="preserve">Richman, N. I., Böhm, M., Adams, S. B., Alvarez, F., Bergey, E. A., Bunn, J. J. S., Burnham, Q., Cordeiro, J., Coughran, J., Crandall, K. A., Dawkins, K. L., DiStefano, R. J., Doran, N. E., Edsman, L., Eversole, A. G., Füreder, L., Furse, J. M., Gherardi, F., Hamr, P., … Collen, B. (2015). </w:t>
       </w:r>
       <w:bookmarkStart w:id="26" w:name="_Int_IuMPugpq"/>
       <w:r>
@@ -9901,7 +9785,6 @@
         </w:rPr>
         <w:t>Rosewarne, P., Piper, A., Wright, R., &amp; Dunn, A. (2013). Do low-head riverine structures hinder the spread of invasive crayfish? Case study of signal crayfish (</w:t>
       </w:r>
-      <w:proofErr w:type="spellStart"/>
       <w:r>
         <w:rPr>
           <w:i/>
@@ -9909,29 +9792,8 @@
           <w:sz w:val="18"/>
           <w:szCs w:val="18"/>
         </w:rPr>
-        <w:t>Pacifastacus</w:t>
-      </w:r>
-      <w:proofErr w:type="spellEnd"/>
-      <w:r>
-        <w:rPr>
-          <w:i/>
-          <w:iCs/>
-          <w:sz w:val="18"/>
-          <w:szCs w:val="18"/>
-        </w:rPr>
-        <w:t xml:space="preserve"> </w:t>
-      </w:r>
-      <w:proofErr w:type="spellStart"/>
-      <w:r>
-        <w:rPr>
-          <w:i/>
-          <w:iCs/>
-          <w:sz w:val="18"/>
-          <w:szCs w:val="18"/>
-        </w:rPr>
-        <w:t>leniusculus</w:t>
-      </w:r>
-      <w:proofErr w:type="spellEnd"/>
+        <w:t>Pacifastacus leniusculus</w:t>
+      </w:r>
       <w:r>
         <w:rPr>
           <w:sz w:val="18"/>
@@ -10791,55 +10653,7 @@
           <w:sz w:val="18"/>
           <w:szCs w:val="18"/>
         </w:rPr>
-        <w:t xml:space="preserve">von </w:t>
-      </w:r>
-      <w:proofErr w:type="spellStart"/>
-      <w:r>
-        <w:rPr>
-          <w:sz w:val="18"/>
-          <w:szCs w:val="18"/>
-        </w:rPr>
-        <w:t>Westernhagen</w:t>
-      </w:r>
-      <w:proofErr w:type="spellEnd"/>
-      <w:r>
-        <w:rPr>
-          <w:sz w:val="18"/>
-          <w:szCs w:val="18"/>
-        </w:rPr>
-        <w:t xml:space="preserve">, N., Hamilton, D. P., &amp; </w:t>
-      </w:r>
-      <w:proofErr w:type="spellStart"/>
-      <w:r>
-        <w:rPr>
-          <w:sz w:val="18"/>
-          <w:szCs w:val="18"/>
-        </w:rPr>
-        <w:t>Pilditch</w:t>
-      </w:r>
-      <w:proofErr w:type="spellEnd"/>
-      <w:r>
-        <w:rPr>
-          <w:sz w:val="18"/>
-          <w:szCs w:val="18"/>
-        </w:rPr>
-        <w:t xml:space="preserve">, C. A. (2010). Temporal and spatial variations in phytoplankton productivity in surface waters of a warm-temperate, </w:t>
-      </w:r>
-      <w:proofErr w:type="spellStart"/>
-      <w:r>
-        <w:rPr>
-          <w:sz w:val="18"/>
-          <w:szCs w:val="18"/>
-        </w:rPr>
-        <w:t>monomictic</w:t>
-      </w:r>
-      <w:proofErr w:type="spellEnd"/>
-      <w:r>
-        <w:rPr>
-          <w:sz w:val="18"/>
-          <w:szCs w:val="18"/>
-        </w:rPr>
-        <w:t xml:space="preserve"> lake in New Zealand. </w:t>
+        <w:t xml:space="preserve">von Westernhagen, N., Hamilton, D. P., &amp; Pilditch, C. A. (2010). Temporal and spatial variations in phytoplankton productivity in surface waters of a warm-temperate, monomictic lake in New Zealand. </w:t>
       </w:r>
       <w:r>
         <w:rPr>
@@ -11146,23 +10960,7 @@
           <w:sz w:val="18"/>
           <w:szCs w:val="18"/>
         </w:rPr>
-        <w:t xml:space="preserve">Zuur, A. F., </w:t>
-      </w:r>
-      <w:proofErr w:type="spellStart"/>
-      <w:r>
-        <w:rPr>
-          <w:sz w:val="18"/>
-          <w:szCs w:val="18"/>
-        </w:rPr>
-        <w:t>Ieno</w:t>
-      </w:r>
-      <w:proofErr w:type="spellEnd"/>
-      <w:r>
-        <w:rPr>
-          <w:sz w:val="18"/>
-          <w:szCs w:val="18"/>
-        </w:rPr>
-        <w:t>, E. N., Walker, N., Saveliev, A. A., &amp; Smith, G. M. (2009).</w:t>
+        <w:t>Zuur, A. F., Ieno, E. N., Walker, N., Saveliev, A. A., &amp; Smith, G. M. (2009).</w:t>
       </w:r>
       <w:bookmarkEnd w:id="37"/>
       <w:r>

--- a/manuscript/Manuscript_v2_revised.docx
+++ b/manuscript/Manuscript_v2_revised.docx
@@ -536,16 +536,10 @@
         <w:t xml:space="preserve"> conservation</w:t>
       </w:r>
       <w:r>
-        <w:t xml:space="preserve"> of freshwater crayfish </w:t>
-      </w:r>
-      <w:r>
-        <w:t xml:space="preserve">in </w:t>
-      </w:r>
-      <w:r>
-        <w:t xml:space="preserve">the </w:t>
-      </w:r>
-      <w:r>
-        <w:t>face of</w:t>
+        <w:t xml:space="preserve"> of </w:t>
+      </w:r>
+      <w:r>
+        <w:t>crayfish facing</w:t>
       </w:r>
       <w:r>
         <w:t xml:space="preserve"> </w:t>
@@ -3573,7 +3567,15 @@
         <w:t xml:space="preserve"> </w:t>
       </w:r>
       <w:r>
-        <w:t xml:space="preserve">were modelled as smooth terms using thin plate regression splines (bs = 'ts'), which apply additional shrinkage to penalise overly complex relationships and can shrink smooth terms fully to zero during selection (Wood, 2017). Basis dimensions (k) were set based on the number of unique values per predictor and adjusted where necessary to balance flexibility and parsimony. </w:t>
+        <w:t>were modelled as smooth terms using thin plate regression splines (bs = '</w:t>
+      </w:r>
+      <w:proofErr w:type="spellStart"/>
+      <w:r>
+        <w:t>ts'</w:t>
+      </w:r>
+      <w:proofErr w:type="spellEnd"/>
+      <w:r>
+        <w:t xml:space="preserve">), which apply additional shrinkage to penalise overly complex relationships and can shrink smooth terms fully to zero during selection (Wood, 2017). Basis dimensions (k) were set based on the number of unique values per predictor and adjusted where necessary to balance flexibility and parsimony. </w:t>
       </w:r>
       <w:r>
         <w:t xml:space="preserve">Binary </w:t>
@@ -6194,7 +6196,7 @@
         <w:jc w:val="left"/>
       </w:pPr>
       <w:r>
-        <w:t>Elevated summer water temperatures were negatively associated with kōura abundance in both occupancy and CPUE models, indicating that thermal conditions impose an important constraint on littoral habitat suitability. Kōura are known to be temperature-sensitive, with activity increasing above approximately 10 °C and temperatures exceeding ~21 °C considered thermally stressful (Devcich, 1979; Angilletta et al., 2004; Hammond et al., 2006). During the study period, surface water temperatures in several lakes exceeded this threshold, including a mean summer temperature of 23.15 °C in Lake Rotorua, conditions likely to reduce suitable habitat availability during warm periods.</w:t>
+        <w:t>Elevated summer water temperatures were negatively associated with kōura abundance in both occupancy and CPUE models, indicating that thermal conditions impose an important constraint on littoral habitat suitability. Kōura are known to be temperature-sensitive, with activity increasing above approximately 10 °C and temperatures exceeding 21 °C considered thermally stressful (Devcich, 1979; Angilletta et al., 2004; Hammond et al., 2006). During the study period, surface water temperatures in several lakes exceeded this threshold, including a mean summer temperature of 23.15 °C in Lake Rotorua, conditions likely to reduce suitable habitat availability during warm periods.</w:t>
       </w:r>
     </w:p>
     <w:p>
@@ -6394,7 +6396,23 @@
         <w:t xml:space="preserve"> </w:t>
       </w:r>
       <w:r>
-        <w:t>(Meerhoff &amp; de los Ángeles González-Sagrario, 2022)</w:t>
+        <w:t>(</w:t>
+      </w:r>
+      <w:proofErr w:type="spellStart"/>
+      <w:r>
+        <w:t>Meerhoff</w:t>
+      </w:r>
+      <w:proofErr w:type="spellEnd"/>
+      <w:r>
+        <w:t xml:space="preserve"> &amp; de </w:t>
+      </w:r>
+      <w:proofErr w:type="spellStart"/>
+      <w:r>
+        <w:t>los</w:t>
+      </w:r>
+      <w:proofErr w:type="spellEnd"/>
+      <w:r>
+        <w:t xml:space="preserve"> Ángeles González-Sagrario, 2022)</w:t>
       </w:r>
       <w:r>
         <w:t>.</w:t>
@@ -6748,84 +6766,54 @@
       <w:pPr>
         <w:spacing w:before="120" w:line="360" w:lineRule="auto"/>
         <w:jc w:val="left"/>
-      </w:pPr>
-      <w:r>
         <w:rPr>
           <w:b/>
           <w:bCs/>
         </w:rPr>
-        <w:t xml:space="preserve">Data </w:t>
-      </w:r>
+      </w:pPr>
       <w:r>
         <w:rPr>
           <w:b/>
           <w:bCs/>
         </w:rPr>
-        <w:t>a</w:t>
+        <w:t xml:space="preserve">Data </w:t>
       </w:r>
       <w:r>
         <w:rPr>
           <w:b/>
           <w:bCs/>
         </w:rPr>
-        <w:t xml:space="preserve">vailability </w:t>
+        <w:t>a</w:t>
       </w:r>
       <w:r>
         <w:rPr>
           <w:b/>
           <w:bCs/>
         </w:rPr>
-        <w:t>s</w:t>
+        <w:t xml:space="preserve">vailability </w:t>
       </w:r>
       <w:r>
         <w:rPr>
           <w:b/>
           <w:bCs/>
         </w:rPr>
+        <w:t>s</w:t>
+      </w:r>
+      <w:r>
+        <w:rPr>
+          <w:b/>
+          <w:bCs/>
+        </w:rPr>
         <w:t>tatement</w:t>
       </w:r>
-      <w:r>
-        <w:br/>
-        <w:t xml:space="preserve">The </w:t>
-      </w:r>
-      <w:r>
-        <w:t xml:space="preserve">code and </w:t>
-      </w:r>
-      <w:r>
-        <w:t xml:space="preserve">derived </w:t>
-      </w:r>
-      <w:r>
-        <w:t xml:space="preserve">data supporting the findings of this study </w:t>
-      </w:r>
-      <w:r>
-        <w:t>are</w:t>
-      </w:r>
-      <w:r>
-        <w:t xml:space="preserve"> openly</w:t>
-      </w:r>
-      <w:r>
-        <w:t xml:space="preserve"> </w:t>
-      </w:r>
-      <w:r>
-        <w:t xml:space="preserve">available </w:t>
-      </w:r>
-      <w:r>
-        <w:t>on GitHub at</w:t>
-      </w:r>
-      <w:r>
-        <w:t xml:space="preserve"> </w:t>
-      </w:r>
-      <w:r>
-        <w:t>https://github.com/OlivierRaven/Koura_shoreline_habitats.git</w:t>
-      </w:r>
-      <w:r>
-        <w:t>.</w:t>
-      </w:r>
-      <w:r>
-        <w:t xml:space="preserve"> </w:t>
-      </w:r>
-      <w:r>
-        <w:t>The primary raw dataset will be archived in an open-access repository upon manuscript acceptance (DOI to be added). Peer review documents including the cover letter and reviewer responses are also available in the manuscript repository in the interest of open and transparent science.</w:t>
+    </w:p>
+    <w:p>
+      <w:pPr>
+        <w:spacing w:before="120" w:line="360" w:lineRule="auto"/>
+        <w:jc w:val="left"/>
+      </w:pPr>
+      <w:r>
+        <w:t>The code and derived data supporting the findings of this study are openly available on GitHub (https://github.com/OlivierRaven/Koura_shoreline_habitats) and a rendered version of the analysis is hosted at https://olivierraven.github.io/Koura_shoreline_habitats/. The primary raw dataset is archived on Zenodo (https://doi.org/10.5281/zenodo.19476793). Peer review documents, including the cover letter and reviewer responses, are available in the manuscript repository in the interest of open and transparent science.</w:t>
       </w:r>
     </w:p>
     <w:p>
@@ -7486,7 +7474,27 @@
           <w:sz w:val="18"/>
           <w:szCs w:val="18"/>
         </w:rPr>
-        <w:t>The North American Benthological Society</w:t>
+        <w:t xml:space="preserve">The North American </w:t>
+      </w:r>
+      <w:proofErr w:type="spellStart"/>
+      <w:r>
+        <w:rPr>
+          <w:i/>
+          <w:iCs/>
+          <w:sz w:val="18"/>
+          <w:szCs w:val="18"/>
+        </w:rPr>
+        <w:t>Benthological</w:t>
+      </w:r>
+      <w:proofErr w:type="spellEnd"/>
+      <w:r>
+        <w:rPr>
+          <w:i/>
+          <w:iCs/>
+          <w:sz w:val="18"/>
+          <w:szCs w:val="18"/>
+        </w:rPr>
+        <w:t xml:space="preserve"> Society</w:t>
       </w:r>
       <w:r>
         <w:rPr>
@@ -8862,7 +8870,21 @@
           <w:sz w:val="18"/>
           <w:szCs w:val="18"/>
         </w:rPr>
-        <w:t>C., Scholes, P., Bruere, A. Te Kurapa, T.</w:t>
+        <w:t>C., Scholes, P., Bruere, A.</w:t>
+      </w:r>
+      <w:r>
+        <w:rPr>
+          <w:sz w:val="18"/>
+          <w:szCs w:val="18"/>
+        </w:rPr>
+        <w:t>,</w:t>
+      </w:r>
+      <w:r>
+        <w:rPr>
+          <w:sz w:val="18"/>
+          <w:szCs w:val="18"/>
+        </w:rPr>
+        <w:t xml:space="preserve"> Te Kurapa, T.</w:t>
       </w:r>
       <w:r>
         <w:rPr>
@@ -8939,7 +8961,7 @@
           <w:sz w:val="18"/>
           <w:szCs w:val="18"/>
         </w:rPr>
-        <w:t xml:space="preserve"> Invasive catfish linked to the decline of freshwater crayfish in two Aotearoa New Zealand lakes. Target journal: </w:t>
+        <w:t xml:space="preserve"> Invasive catfish linked to the decline of freshwater crayfish in two Aotearoa New Zealand lakes. </w:t>
       </w:r>
       <w:r>
         <w:rPr>
@@ -8966,7 +8988,23 @@
           <w:sz w:val="18"/>
           <w:szCs w:val="18"/>
         </w:rPr>
-        <w:t xml:space="preserve">Kutner, M. H., Nachtsheim, C. J., Neter, J., &amp; Li, W. (2005). </w:t>
+        <w:t xml:space="preserve">Kutner, M. H., Nachtsheim, C. J., </w:t>
+      </w:r>
+      <w:proofErr w:type="spellStart"/>
+      <w:r>
+        <w:rPr>
+          <w:sz w:val="18"/>
+          <w:szCs w:val="18"/>
+        </w:rPr>
+        <w:t>Neter</w:t>
+      </w:r>
+      <w:proofErr w:type="spellEnd"/>
+      <w:r>
+        <w:rPr>
+          <w:sz w:val="18"/>
+          <w:szCs w:val="18"/>
+        </w:rPr>
+        <w:t xml:space="preserve">, J., &amp; Li, W. (2005). </w:t>
       </w:r>
       <w:r>
         <w:rPr>
@@ -9180,7 +9218,23 @@
           <w:sz w:val="18"/>
           <w:szCs w:val="18"/>
         </w:rPr>
-        <w:t xml:space="preserve">Meerhoff, M., &amp; de los Ángeles González-Sagrario, M. (2022). Habitat complexity in shallow lakes and ponds: Importance, threats, and potential for restoration. </w:t>
+        <w:t xml:space="preserve">Meerhoff, M., &amp; de </w:t>
+      </w:r>
+      <w:proofErr w:type="spellStart"/>
+      <w:r>
+        <w:rPr>
+          <w:sz w:val="18"/>
+          <w:szCs w:val="18"/>
+        </w:rPr>
+        <w:t>los</w:t>
+      </w:r>
+      <w:proofErr w:type="spellEnd"/>
+      <w:r>
+        <w:rPr>
+          <w:sz w:val="18"/>
+          <w:szCs w:val="18"/>
+        </w:rPr>
+        <w:t xml:space="preserve"> Ángeles González-Sagrario, M. (2022). Habitat complexity in shallow lakes and ponds: Importance, threats, and potential for restoration. </w:t>
       </w:r>
       <w:r>
         <w:rPr>
@@ -9643,7 +9697,23 @@
           <w:sz w:val="18"/>
           <w:szCs w:val="18"/>
         </w:rPr>
-        <w:t xml:space="preserve">Quinn, G. P., &amp; Keough, M. J. (2002). Experimental Design and Data Analysis for Biologists. Cambridge University Press.R Core Team (2025). </w:t>
+        <w:t xml:space="preserve">Quinn, G. P., &amp; Keough, M. J. (2002). Experimental Design and Data Analysis for Biologists. Cambridge University </w:t>
+      </w:r>
+      <w:proofErr w:type="spellStart"/>
+      <w:r>
+        <w:rPr>
+          <w:sz w:val="18"/>
+          <w:szCs w:val="18"/>
+        </w:rPr>
+        <w:t>Press.R</w:t>
+      </w:r>
+      <w:proofErr w:type="spellEnd"/>
+      <w:r>
+        <w:rPr>
+          <w:sz w:val="18"/>
+          <w:szCs w:val="18"/>
+        </w:rPr>
+        <w:t xml:space="preserve"> Core Team (2025). </w:t>
       </w:r>
       <w:r>
         <w:rPr>
@@ -9696,7 +9766,23 @@
           <w:sz w:val="18"/>
           <w:szCs w:val="18"/>
         </w:rPr>
-        <w:t xml:space="preserve">Richman, N. I., Böhm, M., Adams, S. B., Alvarez, F., Bergey, E. A., Bunn, J. J. S., Burnham, Q., Cordeiro, J., Coughran, J., Crandall, K. A., Dawkins, K. L., DiStefano, R. J., Doran, N. E., Edsman, L., Eversole, A. G., Füreder, L., Furse, J. M., Gherardi, F., Hamr, P., … Collen, B. (2015). </w:t>
+        <w:t xml:space="preserve">Richman, N. I., Böhm, M., Adams, S. B., Alvarez, F., Bergey, E. A., Bunn, J. J. S., Burnham, Q., Cordeiro, J., Coughran, J., Crandall, K. A., Dawkins, K. L., DiStefano, R. J., Doran, N. E., </w:t>
+      </w:r>
+      <w:proofErr w:type="spellStart"/>
+      <w:r>
+        <w:rPr>
+          <w:sz w:val="18"/>
+          <w:szCs w:val="18"/>
+        </w:rPr>
+        <w:t>Edsman</w:t>
+      </w:r>
+      <w:proofErr w:type="spellEnd"/>
+      <w:r>
+        <w:rPr>
+          <w:sz w:val="18"/>
+          <w:szCs w:val="18"/>
+        </w:rPr>
+        <w:t xml:space="preserve">, L., Eversole, A. G., Füreder, L., Furse, J. M., Gherardi, F., Hamr, P., … Collen, B. (2015). </w:t>
       </w:r>
       <w:bookmarkStart w:id="26" w:name="_Int_IuMPugpq"/>
       <w:r>
@@ -9785,6 +9871,7 @@
         </w:rPr>
         <w:t>Rosewarne, P., Piper, A., Wright, R., &amp; Dunn, A. (2013). Do low-head riverine structures hinder the spread of invasive crayfish? Case study of signal crayfish (</w:t>
       </w:r>
+      <w:proofErr w:type="spellStart"/>
       <w:r>
         <w:rPr>
           <w:i/>
@@ -9792,8 +9879,29 @@
           <w:sz w:val="18"/>
           <w:szCs w:val="18"/>
         </w:rPr>
-        <w:t>Pacifastacus leniusculus</w:t>
-      </w:r>
+        <w:t>Pacifastacus</w:t>
+      </w:r>
+      <w:proofErr w:type="spellEnd"/>
+      <w:r>
+        <w:rPr>
+          <w:i/>
+          <w:iCs/>
+          <w:sz w:val="18"/>
+          <w:szCs w:val="18"/>
+        </w:rPr>
+        <w:t xml:space="preserve"> </w:t>
+      </w:r>
+      <w:proofErr w:type="spellStart"/>
+      <w:r>
+        <w:rPr>
+          <w:i/>
+          <w:iCs/>
+          <w:sz w:val="18"/>
+          <w:szCs w:val="18"/>
+        </w:rPr>
+        <w:t>leniusculus</w:t>
+      </w:r>
+      <w:proofErr w:type="spellEnd"/>
       <w:r>
         <w:rPr>
           <w:sz w:val="18"/>
@@ -10653,7 +10761,39 @@
           <w:sz w:val="18"/>
           <w:szCs w:val="18"/>
         </w:rPr>
-        <w:t xml:space="preserve">von Westernhagen, N., Hamilton, D. P., &amp; Pilditch, C. A. (2010). Temporal and spatial variations in phytoplankton productivity in surface waters of a warm-temperate, monomictic lake in New Zealand. </w:t>
+        <w:t xml:space="preserve">von Westernhagen, N., Hamilton, D. P., &amp; </w:t>
+      </w:r>
+      <w:proofErr w:type="spellStart"/>
+      <w:r>
+        <w:rPr>
+          <w:sz w:val="18"/>
+          <w:szCs w:val="18"/>
+        </w:rPr>
+        <w:t>Pilditch</w:t>
+      </w:r>
+      <w:proofErr w:type="spellEnd"/>
+      <w:r>
+        <w:rPr>
+          <w:sz w:val="18"/>
+          <w:szCs w:val="18"/>
+        </w:rPr>
+        <w:t xml:space="preserve">, C. A. (2010). Temporal and spatial variations in phytoplankton productivity in surface waters of a warm-temperate, </w:t>
+      </w:r>
+      <w:proofErr w:type="spellStart"/>
+      <w:r>
+        <w:rPr>
+          <w:sz w:val="18"/>
+          <w:szCs w:val="18"/>
+        </w:rPr>
+        <w:t>monomictic</w:t>
+      </w:r>
+      <w:proofErr w:type="spellEnd"/>
+      <w:r>
+        <w:rPr>
+          <w:sz w:val="18"/>
+          <w:szCs w:val="18"/>
+        </w:rPr>
+        <w:t xml:space="preserve"> lake in New Zealand. </w:t>
       </w:r>
       <w:r>
         <w:rPr>
@@ -10960,7 +11100,23 @@
           <w:sz w:val="18"/>
           <w:szCs w:val="18"/>
         </w:rPr>
-        <w:t>Zuur, A. F., Ieno, E. N., Walker, N., Saveliev, A. A., &amp; Smith, G. M. (2009).</w:t>
+        <w:t xml:space="preserve">Zuur, A. F., </w:t>
+      </w:r>
+      <w:proofErr w:type="spellStart"/>
+      <w:r>
+        <w:rPr>
+          <w:sz w:val="18"/>
+          <w:szCs w:val="18"/>
+        </w:rPr>
+        <w:t>Ieno</w:t>
+      </w:r>
+      <w:proofErr w:type="spellEnd"/>
+      <w:r>
+        <w:rPr>
+          <w:sz w:val="18"/>
+          <w:szCs w:val="18"/>
+        </w:rPr>
+        <w:t>, E. N., Walker, N., Saveliev, A. A., &amp; Smith, G. M. (2009).</w:t>
       </w:r>
       <w:bookmarkEnd w:id="37"/>
       <w:r>
@@ -55907,7 +56063,6 @@
   <w:style w:type="character" w:default="1" w:styleId="DefaultParagraphFont">
     <w:name w:val="Default Paragraph Font"/>
     <w:uiPriority w:val="1"/>
-    <w:semiHidden/>
     <w:unhideWhenUsed/>
   </w:style>
   <w:style w:type="table" w:default="1" w:styleId="TableNormal">
